--- a/public/Sam_Lappan_Cover_Letter.docx
+++ b/public/Sam_Lappan_Cover_Letter.docx
@@ -82,8 +82,41 @@
           <w:sz w:val="18"/>
           <w:szCs w:val="18"/>
         </w:rPr>
-        <w:t xml:space="preserve">Gosford, Central Coast NSW   ·   0401 443 188   ·   lappansam001@gmail.com   ·   sam-lappan-portfolio.vercel.app</w:t>
-      </w:r>
+        <w:t xml:space="preserve">Gosford, Central Coast NSW   ·   0401 443 188   ·   </w:t>
+      </w:r>
+      <w:hyperlink w:history="1" r:id="rIds8v4n056ubfbapk79evgm">
+        <w:r>
+          <w:rPr>
+            <w:rFonts w:ascii="Arial" w:cs="Arial" w:eastAsia="Arial" w:hAnsi="Arial"/>
+            <w:color w:val="2C6B6A"/>
+            <w:sz w:val="18"/>
+            <w:szCs w:val="18"/>
+            <w:u w:val="single"/>
+          </w:rPr>
+          <w:t xml:space="preserve">lappansam001@gmail.com</w:t>
+        </w:r>
+      </w:hyperlink>
+      <w:r>
+        <w:rPr>
+          <w:rFonts w:ascii="Arial" w:cs="Arial" w:eastAsia="Arial" w:hAnsi="Arial"/>
+          <w:color w:val="4B5563"/>
+          <w:sz w:val="18"/>
+          <w:szCs w:val="18"/>
+        </w:rPr>
+        <w:t xml:space="preserve">   ·   </w:t>
+      </w:r>
+      <w:hyperlink w:history="1" r:id="rIdfbiwbz8qtdfmhiuhsddum">
+        <w:r>
+          <w:rPr>
+            <w:rFonts w:ascii="Arial" w:cs="Arial" w:eastAsia="Arial" w:hAnsi="Arial"/>
+            <w:color w:val="2C6B6A"/>
+            <w:sz w:val="18"/>
+            <w:szCs w:val="18"/>
+            <w:u w:val="single"/>
+          </w:rPr>
+          <w:t xml:space="preserve">sam-lappan-portfolio.vercel.app</w:t>
+        </w:r>
+      </w:hyperlink>
     </w:p>
     <w:p>
       <w:pPr>

--- a/public/Sam_Lappan_Cover_Letter.docx
+++ b/public/Sam_Lappan_Cover_Letter.docx
@@ -84,7 +84,7 @@
         </w:rPr>
         <w:t xml:space="preserve">Gosford, Central Coast NSW   ·   0401 443 188   ·   </w:t>
       </w:r>
-      <w:hyperlink w:history="1" r:id="rIds8v4n056ubfbapk79evgm">
+      <w:hyperlink w:history="1" r:id="rIdpmqe7_sfk_s9uywwxvp-l">
         <w:r>
           <w:rPr>
             <w:rFonts w:ascii="Arial" w:cs="Arial" w:eastAsia="Arial" w:hAnsi="Arial"/>
@@ -105,7 +105,28 @@
         </w:rPr>
         <w:t xml:space="preserve">   ·   </w:t>
       </w:r>
-      <w:hyperlink w:history="1" r:id="rIdfbiwbz8qtdfmhiuhsddum">
+      <w:hyperlink w:history="1" r:id="rIdknlw22wx_e5ujrsjegpd_">
+        <w:r>
+          <w:rPr>
+            <w:rFonts w:ascii="Arial" w:cs="Arial" w:eastAsia="Arial" w:hAnsi="Arial"/>
+            <w:color w:val="2C6B6A"/>
+            <w:sz w:val="18"/>
+            <w:szCs w:val="18"/>
+            <w:u w:val="single"/>
+          </w:rPr>
+          <w:t xml:space="preserve">linkedin.com/in/sam-lappan-325023242</w:t>
+        </w:r>
+      </w:hyperlink>
+      <w:r>
+        <w:rPr>
+          <w:rFonts w:ascii="Arial" w:cs="Arial" w:eastAsia="Arial" w:hAnsi="Arial"/>
+          <w:color w:val="4B5563"/>
+          <w:sz w:val="18"/>
+          <w:szCs w:val="18"/>
+        </w:rPr>
+        <w:t xml:space="preserve">   ·   </w:t>
+      </w:r>
+      <w:hyperlink w:history="1" r:id="rIdejnbhe2umejtqovfdlht2">
         <w:r>
           <w:rPr>
             <w:rFonts w:ascii="Arial" w:cs="Arial" w:eastAsia="Arial" w:hAnsi="Arial"/>
@@ -272,7 +293,7 @@
           <w:sz w:val="21"/>
           <w:szCs w:val="21"/>
         </w:rPr>
-        <w:t xml:space="preserve">Over the past year I've designed and shipped four full-stack systems now used across Scholastic's Australian and New Zealand operations, including a custom CMS with AI-assisted page generation, a retail submission tool that turned a two-week manual process into a one-minute task, a toy safety compliance checker, and a travel booking and charge management tool. I own each system end to end, from database schema through to deployment, and I've led security remediation work across production apps.</w:t>
+        <w:t xml:space="preserve">Over the past year I've designed and shipped four full-stack systems now used across Scholastic's Australian and New Zealand operations, including a custom CMS with AI-assisted page generation, a retail submission tool that turned the better part of two weeks of manual work into a one-minute task, a toy safety compliance checker, and a travel booking and charge management tool. I own each system end to end, from database schema through to deployment, and I've led security remediation work across production apps.</w:t>
       </w:r>
     </w:p>
     <w:p>
